--- a/content/blog/fengshuj.VK.docx
+++ b/content/blog/fengshuj.VK.docx
@@ -580,7 +580,7 @@
           <w:color w:val="2C2420"/>
           <w:sz w:val="23"/>
         </w:rPr>
-        <w:t>Вот и весь фэншуй простыми словами: свободный поток ци, баланс инь-ян, пять стихий и зоны багуа. Без мистики, зато с вниманием к своему дому. Попробуйте — и, возможно, вам действительно станет уютнее.</w:t>
+        <w:t>Вот и весь ответ на вопрос, фэншуй что это: свободный поток ци, баланс инь-ян, пять стихий и зоны багуа — если объяснять простыми словами. Без мистики, зато с вниманием к своему дому. Попробуйте — и, возможно, вам действительно станет уютнее.</w:t>
       </w:r>
     </w:p>
     <w:p>
